--- a/dist/HO_SO_NOP/01_LUAN_AN/chuong_1_gioi_thieu.docx
+++ b/dist/HO_SO_NOP/01_LUAN_AN/chuong_1_gioi_thieu.docx
@@ -104,7 +104,7 @@
         <w:pStyle w:val="BodyText"/>
       </w:pPr>
       <w:r>
-        <w:t xml:space="preserve">Sự cấp thiết của vấn đề trước hết bộc lộ ở mức độ không đồng nhất (heterogeneity) cao và dai dẳng trong bằng chứng. Mặc dù đã có hàng trăm nghiên cứu thực nghiệm, các phân tích tổng hợp (meta-analysis) về quan hệ I-P liên tục cho thấy một bức tranh giống nhau: tác động tổng hợp là dương nhưng nhỏ, trong khi mức dị biệt giữa các nghiên cứu lại rất cao (Bausch &amp; Krist, 2007; Kirca et al., 2012; Marano et al., 2016; Wu et al., 2022). Phân tích tổng hợp (meta-analysis) ba tầng của chính luận án trên 238 nghiên cứu xác nhận lại quy luật thực nghiệm này: hệ số tương quan tổng hợp chỉ vào khoảng r = 0,074, trong khi mức dị biệt còn lại sau khi đã tính tới sai số lấy mẫu vẫn ở mức I² = 62,4%. Mức dị biệt cao như vậy không phải là dấu hiệu của sai sót phương pháp. Trái lại, nó cho thấy quan hệ I-P phụ thuộc sâu sắc vào điều kiện bối cảnh. Bản thân sự tồn tại song song của năm dạng hàm quan hệ khác nhau, từ tuyến tính, chữ U ngược, đường cong chữ S, đường cong chữ M, đến gánh nặng bắt buộc, là dữ kiện cần được giải thích chứ không phải mâu thuẫn cần loại bỏ (Contractor, 2012; Hitt et al., 1997; Lu &amp; Beamish, 2004). Khi cùng một mức cường độ xuất khẩu có thể trở thành lợi thế ở bối cảnh này nhưng lại là gánh nặng ở bối cảnh khác, thì câu hỏi nghiên cứu đáng giá không còn là</w:t>
+        <w:t xml:space="preserve">Sự cấp thiết của vấn đề trước hết bộc lộ ở mức độ không đồng nhất (heterogeneity) cao và dai dẳng trong bằng chứng. Mặc dù đã có hàng trăm nghiên cứu thực nghiệm, các phân tích tổng hợp (meta-analysis) về quan hệ I-P liên tục cho thấy một bức tranh giống nhau: tác động tổng hợp là dương nhưng nhỏ, trong khi mức dị biệt giữa các nghiên cứu lại rất cao (Bausch &amp; Krist, 2007; Kirca et al., 2012; Marano et al., 2016; Wu et al., 2022). Phân tích tổng hợp (meta-analysis) ba tầng của chính luận án trên 238 nghiên cứu xác nhận lại quy luật thực nghiệm này: hệ số tương quan tổng hợp chỉ vào khoảng r = 0,074, trong khi mức dị biệt còn lại sau khi đã tính tới sai số lấy mẫu vẫn ở mức I² = 87,8%. Mức dị biệt cao như vậy không phải là dấu hiệu của sai sót phương pháp. Trái lại, nó cho thấy quan hệ I-P phụ thuộc sâu sắc vào điều kiện bối cảnh. Bản thân sự tồn tại song song của năm dạng hàm quan hệ khác nhau, từ tuyến tính, chữ U ngược, đường cong chữ S, đường cong chữ M, đến gánh nặng bắt buộc, là dữ kiện cần được giải thích chứ không phải mâu thuẫn cần loại bỏ (Contractor, 2012; Hitt et al., 1997; Lu &amp; Beamish, 2004). Khi cùng một mức cường độ xuất khẩu có thể trở thành lợi thế ở bối cảnh này nhưng lại là gánh nặng ở bối cảnh khác, thì câu hỏi nghiên cứu đáng giá không còn là</w:t>
       </w:r>
       <w:r>
         <w:t xml:space="preserve"> </w:t>
